--- a/Guia-Crear-Cuentas.docx
+++ b/Guia-Crear-Cuentas.docx
@@ -51,7 +51,7 @@
         <w:spacing w:after="80"/>
       </w:pPr>
       <w:r>
-        <w:t xml:space="preserve">Abre tu navegador y entra a: chat.openai.com</w:t>
+        <w:t xml:space="preserve">Abre tu navegador y entra a: chatgpt.com</w:t>
       </w:r>
     </w:p>
     <w:p>
